--- a/reports/Fundo_Zapallar/Informes_Tecnicos/validacion_22_28_out/Informe_Validacion_Matriz_ESVAL_Fundo_Zapallar_FINAL.docx
+++ b/reports/Fundo_Zapallar/Informes_Tecnicos/validacion_22_28_out/Informe_Validacion_Matriz_ESVAL_Fundo_Zapallar_FINAL.docx
@@ -6248,7 +6248,7 @@
           <w:color w:val="646E78"/>
           <w:sz w:val="18"/>
         </w:rPr>
-        <w:t>WES · Informe final · Fundo Zapallar · 28-09-2026 18:47</w:t>
+        <w:t>WES · Informe final · Fundo Zapallar · 28-09-2026 18:55</w:t>
       </w:r>
     </w:p>
     <w:sectPr>

--- a/reports/Fundo_Zapallar/Informes_Tecnicos/validacion_22_28_out/Informe_Validacion_Matriz_ESVAL_Fundo_Zapallar_FINAL.docx
+++ b/reports/Fundo_Zapallar/Informes_Tecnicos/validacion_22_28_out/Informe_Validacion_Matriz_ESVAL_Fundo_Zapallar_FINAL.docx
@@ -6248,7 +6248,7 @@
           <w:color w:val="646E78"/>
           <w:sz w:val="18"/>
         </w:rPr>
-        <w:t>WES · Informe final · Fundo Zapallar · 28-09-2026 18:55</w:t>
+        <w:t>WES · Informe final · Fundo Zapallar · 28-09-2026 18:59</w:t>
       </w:r>
     </w:p>
     <w:sectPr>

--- a/reports/Fundo_Zapallar/Informes_Tecnicos/validacion_22_28_out/Informe_Validacion_Matriz_ESVAL_Fundo_Zapallar_FINAL.docx
+++ b/reports/Fundo_Zapallar/Informes_Tecnicos/validacion_22_28_out/Informe_Validacion_Matriz_ESVAL_Fundo_Zapallar_FINAL.docx
@@ -6248,7 +6248,7 @@
           <w:color w:val="646E78"/>
           <w:sz w:val="18"/>
         </w:rPr>
-        <w:t>WES · Informe final · Fundo Zapallar · 28-09-2026 18:59</w:t>
+        <w:t>WES · Informe final · Fundo Zapallar · 28-09-2026 19:03</w:t>
       </w:r>
     </w:p>
     <w:sectPr>

--- a/reports/Fundo_Zapallar/Informes_Tecnicos/validacion_22_28_out/Informe_Validacion_Matriz_ESVAL_Fundo_Zapallar_FINAL.docx
+++ b/reports/Fundo_Zapallar/Informes_Tecnicos/validacion_22_28_out/Informe_Validacion_Matriz_ESVAL_Fundo_Zapallar_FINAL.docx
@@ -5385,8 +5385,14 @@
       </w:r>
     </w:p>
     <w:p>
+      <w:r>
+        <w:br w:type="page"/>
+      </w:r>
+    </w:p>
+    <w:p>
       <w:pPr>
-        <w:spacing w:before="120"/>
+        <w:keepNext/>
+        <w:keepLines/>
       </w:pPr>
       <w:r>
         <w:rPr>
@@ -5399,6 +5405,10 @@
       </w:r>
     </w:p>
     <w:p>
+      <w:pPr>
+        <w:keepNext/>
+        <w:keepLines/>
+      </w:pPr>
       <w:r>
         <w:rPr>
           <w:rFonts w:ascii="Calibri" w:hAnsi="Calibri" w:eastAsia="Calibri"/>
@@ -5429,6 +5439,10 @@
         <w:gridCol w:w="3372"/>
       </w:tblGrid>
       <w:tr>
+        <w:trPr>
+          <w:cantSplit/>
+          <w:tblHeader w:val="true"/>
+        </w:trPr>
         <w:tc>
           <w:tcPr>
             <w:tcW w:type="dxa" w:w="3372"/>
@@ -5436,7 +5450,10 @@
           </w:tcPr>
           <w:p>
             <w:pPr>
+              <w:spacing w:before="0" w:after="20"/>
               <w:jc w:val="center"/>
+              <w:keepNext/>
+              <w:keepLines/>
             </w:pPr>
             <w:r>
               <w:rPr>
@@ -5456,7 +5473,10 @@
           </w:tcPr>
           <w:p>
             <w:pPr>
+              <w:spacing w:before="0" w:after="20"/>
               <w:jc w:val="center"/>
+              <w:keepNext/>
+              <w:keepLines/>
             </w:pPr>
             <w:r>
               <w:rPr>
@@ -5476,7 +5496,10 @@
           </w:tcPr>
           <w:p>
             <w:pPr>
+              <w:spacing w:before="0" w:after="20"/>
               <w:jc w:val="center"/>
+              <w:keepNext/>
+              <w:keepLines/>
             </w:pPr>
             <w:r>
               <w:rPr>
@@ -5491,6 +5514,10 @@
         </w:tc>
       </w:tr>
       <w:tr>
+        <w:trPr>
+          <w:cantSplit/>
+          <w:tblHeader w:val="true"/>
+        </w:trPr>
         <w:tc>
           <w:tcPr>
             <w:tcW w:type="dxa" w:w="3372"/>
@@ -5498,7 +5525,9 @@
           </w:tcPr>
           <w:p>
             <w:pPr>
+              <w:spacing w:before="0" w:after="20"/>
               <w:jc w:val="center"/>
+              <w:keepLines/>
             </w:pPr>
             <w:r>
               <w:rPr>
@@ -5528,7 +5557,9 @@
           </w:tcPr>
           <w:p>
             <w:pPr>
+              <w:spacing w:before="0" w:after="20"/>
               <w:jc w:val="center"/>
+              <w:keepLines/>
             </w:pPr>
             <w:r>
               <w:rPr>
@@ -5558,7 +5589,9 @@
           </w:tcPr>
           <w:p>
             <w:pPr>
+              <w:spacing w:before="0" w:after="20"/>
               <w:jc w:val="center"/>
+              <w:keepLines/>
             </w:pPr>
             <w:r>
               <w:rPr>
@@ -5585,6 +5618,10 @@
     </w:tbl>
     <w:p/>
     <w:p>
+      <w:pPr>
+        <w:keepNext/>
+        <w:keepLines/>
+      </w:pPr>
       <w:r>
         <w:rPr>
           <w:rFonts w:ascii="Calibri" w:hAnsi="Calibri" w:eastAsia="Calibri"/>
@@ -5614,6 +5651,10 @@
         <w:gridCol w:w="5058"/>
       </w:tblGrid>
       <w:tr>
+        <w:trPr>
+          <w:cantSplit/>
+          <w:tblHeader w:val="true"/>
+        </w:trPr>
         <w:tc>
           <w:tcPr>
             <w:tcW w:type="dxa" w:w="5058"/>
@@ -5621,12 +5662,15 @@
           </w:tcPr>
           <w:p>
             <w:pPr>
+              <w:spacing w:before="0" w:after="20"/>
               <w:jc w:val="center"/>
+              <w:keepNext/>
+              <w:keepLines/>
             </w:pPr>
             <w:r>
               <w:drawing>
                 <wp:inline>
-                  <wp:extent cx="3063240" cy="4084320"/>
+                  <wp:extent cx="2743200" cy="3657600"/>
                   <wp:docPr id="7" name="Picture 7"/>
                   <wp:cNvGraphicFramePr>
                     <a:graphicFrameLocks noChangeAspect="1"/>
@@ -5647,7 +5691,7 @@
                         <pic:spPr>
                           <a:xfrm>
                             <a:off x="0" y="0"/>
-                            <a:ext cx="3063240" cy="4084320"/>
+                            <a:ext cx="2743200" cy="3657600"/>
                           </a:xfrm>
                           <a:prstGeom prst="rect"/>
                         </pic:spPr>
@@ -5666,12 +5710,15 @@
           </w:tcPr>
           <w:p>
             <w:pPr>
+              <w:spacing w:before="0" w:after="20"/>
               <w:jc w:val="center"/>
+              <w:keepNext/>
+              <w:keepLines/>
             </w:pPr>
             <w:r>
               <w:drawing>
                 <wp:inline>
-                  <wp:extent cx="3063240" cy="3411335"/>
+                  <wp:extent cx="2743200" cy="1738058"/>
                   <wp:docPr id="8" name="Picture 8"/>
                   <wp:cNvGraphicFramePr>
                     <a:graphicFrameLocks noChangeAspect="1"/>
@@ -5692,7 +5739,7 @@
                         <pic:spPr>
                           <a:xfrm>
                             <a:off x="0" y="0"/>
-                            <a:ext cx="3063240" cy="3411335"/>
+                            <a:ext cx="2743200" cy="1738058"/>
                           </a:xfrm>
                           <a:prstGeom prst="rect"/>
                         </pic:spPr>
@@ -5706,6 +5753,10 @@
         </w:tc>
       </w:tr>
       <w:tr>
+        <w:trPr>
+          <w:cantSplit/>
+          <w:tblHeader w:val="true"/>
+        </w:trPr>
         <w:tc>
           <w:tcPr>
             <w:tcW w:type="dxa" w:w="5058"/>
@@ -5713,7 +5764,9 @@
           </w:tcPr>
           <w:p>
             <w:pPr>
+              <w:spacing w:before="0" w:after="20"/>
               <w:jc w:val="center"/>
+              <w:keepLines/>
             </w:pPr>
             <w:r>
               <w:rPr>
@@ -5733,7 +5786,9 @@
           </w:tcPr>
           <w:p>
             <w:pPr>
+              <w:spacing w:before="0" w:after="20"/>
               <w:jc w:val="center"/>
+              <w:keepLines/>
             </w:pPr>
             <w:r>
               <w:rPr>
@@ -5750,6 +5805,10 @@
     </w:tbl>
     <w:p/>
     <w:p>
+      <w:pPr>
+        <w:keepNext/>
+        <w:keepLines/>
+      </w:pPr>
       <w:r>
         <w:rPr>
           <w:rFonts w:ascii="Calibri" w:hAnsi="Calibri" w:eastAsia="Calibri"/>
@@ -5784,6 +5843,10 @@
         <w:gridCol w:w="1445"/>
       </w:tblGrid>
       <w:tr>
+        <w:trPr>
+          <w:cantSplit/>
+          <w:tblHeader w:val="true"/>
+        </w:trPr>
         <w:tc>
           <w:tcPr>
             <w:tcW w:type="dxa" w:w="1445"/>
@@ -5791,7 +5854,10 @@
           </w:tcPr>
           <w:p>
             <w:pPr>
+              <w:spacing w:before="0" w:after="20"/>
               <w:jc w:val="center"/>
+              <w:keepNext/>
+              <w:keepLines/>
             </w:pPr>
             <w:r>
               <w:rPr>
@@ -5811,7 +5877,10 @@
           </w:tcPr>
           <w:p>
             <w:pPr>
+              <w:spacing w:before="0" w:after="20"/>
               <w:jc w:val="center"/>
+              <w:keepNext/>
+              <w:keepLines/>
             </w:pPr>
             <w:r>
               <w:rPr>
@@ -5831,7 +5900,10 @@
           </w:tcPr>
           <w:p>
             <w:pPr>
+              <w:spacing w:before="0" w:after="20"/>
               <w:jc w:val="center"/>
+              <w:keepNext/>
+              <w:keepLines/>
             </w:pPr>
             <w:r>
               <w:rPr>
@@ -5851,7 +5923,10 @@
           </w:tcPr>
           <w:p>
             <w:pPr>
+              <w:spacing w:before="0" w:after="20"/>
               <w:jc w:val="center"/>
+              <w:keepNext/>
+              <w:keepLines/>
             </w:pPr>
             <w:r>
               <w:rPr>
@@ -5871,7 +5946,10 @@
           </w:tcPr>
           <w:p>
             <w:pPr>
+              <w:spacing w:before="0" w:after="20"/>
               <w:jc w:val="center"/>
+              <w:keepNext/>
+              <w:keepLines/>
             </w:pPr>
             <w:r>
               <w:rPr>
@@ -5891,7 +5969,10 @@
           </w:tcPr>
           <w:p>
             <w:pPr>
+              <w:spacing w:before="0" w:after="20"/>
               <w:jc w:val="center"/>
+              <w:keepNext/>
+              <w:keepLines/>
             </w:pPr>
             <w:r>
               <w:rPr>
@@ -5911,7 +5992,10 @@
           </w:tcPr>
           <w:p>
             <w:pPr>
+              <w:spacing w:before="0" w:after="20"/>
               <w:jc w:val="center"/>
+              <w:keepNext/>
+              <w:keepLines/>
             </w:pPr>
             <w:r>
               <w:rPr>
@@ -5926,6 +6010,10 @@
         </w:tc>
       </w:tr>
       <w:tr>
+        <w:trPr>
+          <w:cantSplit/>
+          <w:tblHeader w:val="true"/>
+        </w:trPr>
         <w:tc>
           <w:tcPr>
             <w:tcW w:type="dxa" w:w="1445"/>
@@ -5933,7 +6021,9 @@
           </w:tcPr>
           <w:p>
             <w:pPr>
+              <w:spacing w:before="0" w:after="20"/>
               <w:jc w:val="center"/>
+              <w:keepLines/>
             </w:pPr>
             <w:r>
               <w:rPr>
@@ -5953,7 +6043,9 @@
           </w:tcPr>
           <w:p>
             <w:pPr>
+              <w:spacing w:before="0" w:after="20"/>
               <w:jc w:val="center"/>
+              <w:keepLines/>
             </w:pPr>
             <w:r>
               <w:rPr>
@@ -5975,7 +6067,9 @@
           </w:tcPr>
           <w:p>
             <w:pPr>
+              <w:spacing w:before="0" w:after="20"/>
               <w:jc w:val="center"/>
+              <w:keepLines/>
             </w:pPr>
             <w:r>
               <w:rPr>
@@ -5995,7 +6089,9 @@
           </w:tcPr>
           <w:p>
             <w:pPr>
+              <w:spacing w:before="0" w:after="20"/>
               <w:jc w:val="center"/>
+              <w:keepLines/>
             </w:pPr>
             <w:r>
               <w:rPr>
@@ -6017,7 +6113,9 @@
           </w:tcPr>
           <w:p>
             <w:pPr>
+              <w:spacing w:before="0" w:after="20"/>
               <w:jc w:val="center"/>
+              <w:keepLines/>
             </w:pPr>
             <w:r>
               <w:rPr>
@@ -6037,7 +6135,9 @@
           </w:tcPr>
           <w:p>
             <w:pPr>
+              <w:spacing w:before="0" w:after="20"/>
               <w:jc w:val="center"/>
+              <w:keepLines/>
             </w:pPr>
             <w:r>
               <w:rPr>
@@ -6057,7 +6157,9 @@
           </w:tcPr>
           <w:p>
             <w:pPr>
+              <w:spacing w:before="0" w:after="20"/>
               <w:jc w:val="center"/>
+              <w:keepLines/>
             </w:pPr>
             <w:r>
               <w:rPr>
@@ -6072,7 +6174,12 @@
         </w:tc>
       </w:tr>
     </w:tbl>
-    <w:p/>
+    <w:p>
+      <w:pPr>
+        <w:keepNext/>
+        <w:keepLines/>
+      </w:pPr>
+    </w:p>
     <w:tbl>
       <w:tblPr>
         <w:tblW w:type="auto" w:w="0"/>
@@ -6092,12 +6199,21 @@
         <w:gridCol w:w="5058"/>
       </w:tblGrid>
       <w:tr>
+        <w:trPr>
+          <w:cantSplit/>
+          <w:tblHeader w:val="true"/>
+        </w:trPr>
         <w:tc>
           <w:tcPr>
             <w:tcW w:type="dxa" w:w="5058"/>
             <w:shd w:fill="FFFFFF" w:val="clear" w:color="auto"/>
           </w:tcPr>
           <w:p>
+            <w:pPr>
+              <w:spacing w:before="0" w:after="20"/>
+              <w:keepNext/>
+              <w:keepLines/>
+            </w:pPr>
             <w:r>
               <w:rPr>
                 <w:rFonts w:ascii="Calibri" w:hAnsi="Calibri" w:eastAsia="Calibri"/>
@@ -6115,6 +6231,11 @@
             <w:shd w:fill="FFFFFF" w:val="clear" w:color="auto"/>
           </w:tcPr>
           <w:p>
+            <w:pPr>
+              <w:spacing w:before="0" w:after="20"/>
+              <w:keepNext/>
+              <w:keepLines/>
+            </w:pPr>
             <w:r>
               <w:rPr>
                 <w:rFonts w:ascii="Calibri" w:hAnsi="Calibri" w:eastAsia="Calibri"/>
@@ -6128,12 +6249,21 @@
         </w:tc>
       </w:tr>
       <w:tr>
+        <w:trPr>
+          <w:cantSplit/>
+          <w:tblHeader w:val="true"/>
+        </w:trPr>
         <w:tc>
           <w:tcPr>
             <w:tcW w:type="dxa" w:w="5058"/>
             <w:shd w:fill="F5F8FB" w:val="clear" w:color="auto"/>
           </w:tcPr>
           <w:p>
+            <w:pPr>
+              <w:spacing w:before="0" w:after="20"/>
+              <w:keepNext/>
+              <w:keepLines/>
+            </w:pPr>
             <w:r>
               <w:rPr>
                 <w:rFonts w:ascii="Calibri" w:hAnsi="Calibri" w:eastAsia="Calibri"/>
@@ -6151,6 +6281,11 @@
             <w:shd w:fill="F5F8FB" w:val="clear" w:color="auto"/>
           </w:tcPr>
           <w:p>
+            <w:pPr>
+              <w:spacing w:before="0" w:after="20"/>
+              <w:keepNext/>
+              <w:keepLines/>
+            </w:pPr>
             <w:r>
               <w:rPr>
                 <w:rFonts w:ascii="Calibri" w:hAnsi="Calibri" w:eastAsia="Calibri"/>
@@ -6164,12 +6299,20 @@
         </w:tc>
       </w:tr>
       <w:tr>
+        <w:trPr>
+          <w:cantSplit/>
+          <w:tblHeader w:val="true"/>
+        </w:trPr>
         <w:tc>
           <w:tcPr>
             <w:tcW w:type="dxa" w:w="5058"/>
             <w:shd w:fill="E8F5E9" w:val="clear" w:color="auto"/>
           </w:tcPr>
           <w:p>
+            <w:pPr>
+              <w:spacing w:before="0" w:after="20"/>
+              <w:keepLines/>
+            </w:pPr>
             <w:r>
               <w:rPr>
                 <w:rFonts w:ascii="Calibri" w:hAnsi="Calibri" w:eastAsia="Calibri"/>
@@ -6187,6 +6330,10 @@
             <w:shd w:fill="E8F5E9" w:val="clear" w:color="auto"/>
           </w:tcPr>
           <w:p>
+            <w:pPr>
+              <w:spacing w:before="0" w:after="20"/>
+              <w:keepLines/>
+            </w:pPr>
             <w:r>
               <w:rPr>
                 <w:rFonts w:ascii="Calibri" w:hAnsi="Calibri" w:eastAsia="Calibri"/>
@@ -6213,9 +6360,11 @@
       </w:r>
     </w:p>
     <w:p>
-      <w:pPr>
-        <w:spacing w:before="200"/>
-      </w:pPr>
+      <w:r>
+        <w:br w:type="page"/>
+      </w:r>
+    </w:p>
+    <w:p>
       <w:r>
         <w:rPr>
           <w:rFonts w:ascii="Calibri" w:hAnsi="Calibri" w:eastAsia="Calibri"/>
@@ -6248,7 +6397,7 @@
           <w:color w:val="646E78"/>
           <w:sz w:val="18"/>
         </w:rPr>
-        <w:t>WES · Informe final · Fundo Zapallar · 28-09-2026 19:03</w:t>
+        <w:t>WES · Informe final · Fundo Zapallar · 28-09-2026 19:20</w:t>
       </w:r>
     </w:p>
     <w:sectPr>

--- a/reports/Fundo_Zapallar/Informes_Tecnicos/validacion_22_28_out/Informe_Validacion_Matriz_ESVAL_Fundo_Zapallar_FINAL.docx
+++ b/reports/Fundo_Zapallar/Informes_Tecnicos/validacion_22_28_out/Informe_Validacion_Matriz_ESVAL_Fundo_Zapallar_FINAL.docx
@@ -6397,7 +6397,7 @@
           <w:color w:val="646E78"/>
           <w:sz w:val="18"/>
         </w:rPr>
-        <w:t>WES · Informe final · Fundo Zapallar · 28-09-2026 19:20</w:t>
+        <w:t>WES · Informe final · Fundo Zapallar · 28-09-2026 19:21</w:t>
       </w:r>
     </w:p>
     <w:sectPr>

--- a/reports/Fundo_Zapallar/Informes_Tecnicos/validacion_22_28_out/Informe_Validacion_Matriz_ESVAL_Fundo_Zapallar_FINAL.docx
+++ b/reports/Fundo_Zapallar/Informes_Tecnicos/validacion_22_28_out/Informe_Validacion_Matriz_ESVAL_Fundo_Zapallar_FINAL.docx
@@ -6397,7 +6397,7 @@
           <w:color w:val="646E78"/>
           <w:sz w:val="18"/>
         </w:rPr>
-        <w:t>WES · Informe final · Fundo Zapallar · 28-09-2026 19:21</w:t>
+        <w:t>WES · Informe final · Fundo Zapallar · 28-09-2026 19:22</w:t>
       </w:r>
     </w:p>
     <w:sectPr>

--- a/reports/Fundo_Zapallar/Informes_Tecnicos/validacion_22_28_out/Informe_Validacion_Matriz_ESVAL_Fundo_Zapallar_FINAL.docx
+++ b/reports/Fundo_Zapallar/Informes_Tecnicos/validacion_22_28_out/Informe_Validacion_Matriz_ESVAL_Fundo_Zapallar_FINAL.docx
@@ -299,7 +299,7 @@
                 <w:between w:space="0" w:sz="0" w:val="nil"/>
               </w:pBdr>
               <w:shd w:fill="auto" w:val="clear"/>
-              <w:spacing w:after="0" w:before="0" w:line="240" w:lineRule="auto"/>
+              <w:spacing w:after="20" w:before="0" w:line="240" w:lineRule="auto"/>
               <w:ind w:left="0" w:right="0" w:firstLine="0"/>
               <w:jc w:val="center"/>
               <w:rPr>
@@ -354,7 +354,7 @@
                 <w:between w:space="0" w:sz="0" w:val="nil"/>
               </w:pBdr>
               <w:shd w:fill="auto" w:val="clear"/>
-              <w:spacing w:after="0" w:before="0" w:line="240" w:lineRule="auto"/>
+              <w:spacing w:after="20" w:before="0" w:line="240" w:lineRule="auto"/>
               <w:ind w:left="0" w:right="0" w:firstLine="0"/>
               <w:jc w:val="center"/>
               <w:rPr>
@@ -409,7 +409,7 @@
                 <w:between w:space="0" w:sz="0" w:val="nil"/>
               </w:pBdr>
               <w:shd w:fill="auto" w:val="clear"/>
-              <w:spacing w:after="0" w:before="0" w:line="240" w:lineRule="auto"/>
+              <w:spacing w:after="20" w:before="0" w:line="240" w:lineRule="auto"/>
               <w:ind w:left="0" w:right="0" w:firstLine="0"/>
               <w:jc w:val="center"/>
               <w:rPr>
@@ -471,7 +471,7 @@
                 <w:between w:space="0" w:sz="0" w:val="nil"/>
               </w:pBdr>
               <w:shd w:fill="auto" w:val="clear"/>
-              <w:spacing w:after="0" w:before="0" w:line="240" w:lineRule="auto"/>
+              <w:spacing w:after="20" w:before="0" w:line="240" w:lineRule="auto"/>
               <w:ind w:left="0" w:right="0" w:firstLine="0"/>
               <w:jc w:val="center"/>
               <w:rPr>
@@ -536,7 +536,7 @@
                 <w:between w:space="0" w:sz="0" w:val="nil"/>
               </w:pBdr>
               <w:shd w:fill="auto" w:val="clear"/>
-              <w:spacing w:after="0" w:before="0" w:line="240" w:lineRule="auto"/>
+              <w:spacing w:after="20" w:before="0" w:line="240" w:lineRule="auto"/>
               <w:ind w:left="0" w:right="0" w:firstLine="0"/>
               <w:jc w:val="center"/>
               <w:rPr>
@@ -601,7 +601,7 @@
                 <w:between w:space="0" w:sz="0" w:val="nil"/>
               </w:pBdr>
               <w:shd w:fill="auto" w:val="clear"/>
-              <w:spacing w:after="0" w:before="0" w:line="294.0493869781494" w:lineRule="auto"/>
+              <w:spacing w:after="20" w:before="0" w:line="294.0493869781494" w:lineRule="auto"/>
               <w:ind w:left="144.9200439453125" w:right="108.84033203125" w:firstLine="0"/>
               <w:jc w:val="center"/>
               <w:rPr>
@@ -1080,6 +1080,11 @@
           <w:rtl w:val="0"/>
         </w:rPr>
         <w:t xml:space="preserve">En el menú de diagnóstico se evaluó la calidad de señal entre transductores (DN/UP) y la calidad de sonido (Q). Ambos valores iniciales superaban el umbral del fabricante (&gt; 60). </w:t>
+      </w:r>
+    </w:p>
+    <w:p>
+      <w:r>
+        <w:br w:type="page"/>
       </w:r>
     </w:p>
     <w:tbl>
@@ -1144,7 +1149,7 @@
                 <w:between w:space="0" w:sz="0" w:val="nil"/>
               </w:pBdr>
               <w:shd w:fill="auto" w:val="clear"/>
-              <w:spacing w:after="0" w:before="0" w:line="240" w:lineRule="auto"/>
+              <w:spacing w:after="20" w:before="0" w:line="240" w:lineRule="auto"/>
               <w:ind w:left="0" w:right="0" w:firstLine="0"/>
               <w:jc w:val="center"/>
               <w:rPr>
@@ -1209,7 +1214,7 @@
                 <w:between w:space="0" w:sz="0" w:val="nil"/>
               </w:pBdr>
               <w:shd w:fill="auto" w:val="clear"/>
-              <w:spacing w:after="0" w:before="0" w:line="240" w:lineRule="auto"/>
+              <w:spacing w:after="20" w:before="0" w:line="240" w:lineRule="auto"/>
               <w:ind w:left="0" w:right="0" w:firstLine="0"/>
               <w:jc w:val="center"/>
               <w:rPr>
@@ -1274,7 +1279,7 @@
                 <w:between w:space="0" w:sz="0" w:val="nil"/>
               </w:pBdr>
               <w:shd w:fill="auto" w:val="clear"/>
-              <w:spacing w:after="0" w:before="0" w:line="240" w:lineRule="auto"/>
+              <w:spacing w:after="20" w:before="0" w:line="240" w:lineRule="auto"/>
               <w:ind w:left="0" w:right="0" w:firstLine="0"/>
               <w:jc w:val="center"/>
               <w:rPr>
@@ -1339,7 +1344,7 @@
                 <w:between w:space="0" w:sz="0" w:val="nil"/>
               </w:pBdr>
               <w:shd w:fill="auto" w:val="clear"/>
-              <w:spacing w:after="0" w:before="0" w:line="240" w:lineRule="auto"/>
+              <w:spacing w:after="20" w:before="0" w:line="240" w:lineRule="auto"/>
               <w:ind w:left="0" w:right="0" w:firstLine="0"/>
               <w:jc w:val="center"/>
               <w:rPr>
@@ -1411,7 +1416,7 @@
                 <w:between w:space="0" w:sz="0" w:val="nil"/>
               </w:pBdr>
               <w:shd w:fill="auto" w:val="clear"/>
-              <w:spacing w:after="0" w:before="0" w:line="240" w:lineRule="auto"/>
+              <w:spacing w:after="20" w:before="0" w:line="240" w:lineRule="auto"/>
               <w:ind w:left="138.43002319335938" w:right="0" w:firstLine="0"/>
               <w:jc w:val="left"/>
               <w:rPr>
@@ -1476,7 +1481,7 @@
                 <w:between w:space="0" w:sz="0" w:val="nil"/>
               </w:pBdr>
               <w:shd w:fill="auto" w:val="clear"/>
-              <w:spacing w:after="0" w:before="0" w:line="240" w:lineRule="auto"/>
+              <w:spacing w:after="20" w:before="0" w:line="240" w:lineRule="auto"/>
               <w:ind w:left="0" w:right="0" w:firstLine="0"/>
               <w:jc w:val="center"/>
               <w:rPr>
@@ -1541,7 +1546,7 @@
                 <w:between w:space="0" w:sz="0" w:val="nil"/>
               </w:pBdr>
               <w:shd w:fill="auto" w:val="clear"/>
-              <w:spacing w:after="0" w:before="0" w:line="240" w:lineRule="auto"/>
+              <w:spacing w:after="20" w:before="0" w:line="240" w:lineRule="auto"/>
               <w:ind w:left="0" w:right="0" w:firstLine="0"/>
               <w:jc w:val="center"/>
               <w:rPr>
@@ -1606,7 +1611,7 @@
                 <w:between w:space="0" w:sz="0" w:val="nil"/>
               </w:pBdr>
               <w:shd w:fill="auto" w:val="clear"/>
-              <w:spacing w:after="0" w:before="0" w:line="240" w:lineRule="auto"/>
+              <w:spacing w:after="20" w:before="0" w:line="240" w:lineRule="auto"/>
               <w:ind w:left="0" w:right="0" w:firstLine="0"/>
               <w:jc w:val="center"/>
               <w:rPr>
@@ -1678,7 +1683,7 @@
                 <w:between w:space="0" w:sz="0" w:val="nil"/>
               </w:pBdr>
               <w:shd w:fill="auto" w:val="clear"/>
-              <w:spacing w:after="0" w:before="0" w:line="240" w:lineRule="auto"/>
+              <w:spacing w:after="20" w:before="0" w:line="240" w:lineRule="auto"/>
               <w:ind w:left="131.5899658203125" w:right="0" w:firstLine="0"/>
               <w:jc w:val="left"/>
               <w:rPr>
@@ -1743,7 +1748,7 @@
                 <w:between w:space="0" w:sz="0" w:val="nil"/>
               </w:pBdr>
               <w:shd w:fill="auto" w:val="clear"/>
-              <w:spacing w:after="0" w:before="0" w:line="240" w:lineRule="auto"/>
+              <w:spacing w:after="20" w:before="0" w:line="240" w:lineRule="auto"/>
               <w:ind w:left="0" w:right="0" w:firstLine="0"/>
               <w:jc w:val="center"/>
               <w:rPr>
@@ -1808,7 +1813,7 @@
                 <w:between w:space="0" w:sz="0" w:val="nil"/>
               </w:pBdr>
               <w:shd w:fill="auto" w:val="clear"/>
-              <w:spacing w:after="0" w:before="0" w:line="240" w:lineRule="auto"/>
+              <w:spacing w:after="20" w:before="0" w:line="240" w:lineRule="auto"/>
               <w:ind w:left="0" w:right="0" w:firstLine="0"/>
               <w:jc w:val="center"/>
               <w:rPr>
@@ -1873,7 +1878,7 @@
                 <w:between w:space="0" w:sz="0" w:val="nil"/>
               </w:pBdr>
               <w:shd w:fill="auto" w:val="clear"/>
-              <w:spacing w:after="0" w:before="0" w:line="240" w:lineRule="auto"/>
+              <w:spacing w:after="20" w:before="0" w:line="240" w:lineRule="auto"/>
               <w:ind w:left="0" w:right="0" w:firstLine="0"/>
               <w:jc w:val="center"/>
               <w:rPr>
@@ -2097,6 +2102,11 @@
           <w:rtl w:val="0"/>
         </w:rPr>
         <w:t xml:space="preserve">Se contrastó el volumen del ultrasónico WES contra el medidor de turbina Itron (referencia ESVAL) en la misma ventana de prueba.</w:t>
+      </w:r>
+    </w:p>
+    <w:p>
+      <w:r>
+        <w:br w:type="page"/>
       </w:r>
     </w:p>
     <w:tbl>
@@ -2159,7 +2169,7 @@
                 <w:between w:space="0" w:sz="0" w:val="nil"/>
               </w:pBdr>
               <w:shd w:fill="auto" w:val="clear"/>
-              <w:spacing w:after="0" w:before="0" w:line="240" w:lineRule="auto"/>
+              <w:spacing w:after="20" w:before="0" w:line="240" w:lineRule="auto"/>
               <w:ind w:left="0" w:right="0" w:firstLine="0"/>
               <w:jc w:val="center"/>
               <w:rPr>
@@ -2224,7 +2234,7 @@
                 <w:between w:space="0" w:sz="0" w:val="nil"/>
               </w:pBdr>
               <w:shd w:fill="auto" w:val="clear"/>
-              <w:spacing w:after="0" w:before="0" w:line="240" w:lineRule="auto"/>
+              <w:spacing w:after="20" w:before="0" w:line="240" w:lineRule="auto"/>
               <w:ind w:left="0" w:right="0" w:firstLine="0"/>
               <w:jc w:val="center"/>
               <w:rPr>
@@ -2289,7 +2299,7 @@
                 <w:between w:space="0" w:sz="0" w:val="nil"/>
               </w:pBdr>
               <w:shd w:fill="auto" w:val="clear"/>
-              <w:spacing w:after="0" w:before="0" w:line="240" w:lineRule="auto"/>
+              <w:spacing w:after="20" w:before="0" w:line="240" w:lineRule="auto"/>
               <w:ind w:left="0" w:right="0" w:firstLine="0"/>
               <w:jc w:val="center"/>
               <w:rPr>
@@ -2361,7 +2371,7 @@
                 <w:between w:space="0" w:sz="0" w:val="nil"/>
               </w:pBdr>
               <w:shd w:fill="auto" w:val="clear"/>
-              <w:spacing w:after="0" w:before="0" w:line="240" w:lineRule="auto"/>
+              <w:spacing w:after="20" w:before="0" w:line="240" w:lineRule="auto"/>
               <w:ind w:left="126.59996032714844" w:right="0" w:firstLine="0"/>
               <w:jc w:val="left"/>
               <w:rPr>
@@ -2426,7 +2436,7 @@
                 <w:between w:space="0" w:sz="0" w:val="nil"/>
               </w:pBdr>
               <w:shd w:fill="auto" w:val="clear"/>
-              <w:spacing w:after="0" w:before="0" w:line="240" w:lineRule="auto"/>
+              <w:spacing w:after="20" w:before="0" w:line="240" w:lineRule="auto"/>
               <w:ind w:left="0" w:right="0" w:firstLine="0"/>
               <w:jc w:val="center"/>
               <w:rPr>
@@ -2491,7 +2501,7 @@
                 <w:between w:space="0" w:sz="0" w:val="nil"/>
               </w:pBdr>
               <w:shd w:fill="auto" w:val="clear"/>
-              <w:spacing w:after="0" w:before="0" w:line="240" w:lineRule="auto"/>
+              <w:spacing w:after="20" w:before="0" w:line="240" w:lineRule="auto"/>
               <w:ind w:left="0" w:right="0" w:firstLine="0"/>
               <w:jc w:val="center"/>
               <w:rPr>
@@ -2563,7 +2573,7 @@
                 <w:between w:space="0" w:sz="0" w:val="nil"/>
               </w:pBdr>
               <w:shd w:fill="auto" w:val="clear"/>
-              <w:spacing w:after="0" w:before="0" w:line="240" w:lineRule="auto"/>
+              <w:spacing w:after="20" w:before="0" w:line="240" w:lineRule="auto"/>
               <w:ind w:left="136.0999298095703" w:right="0" w:firstLine="0"/>
               <w:jc w:val="left"/>
               <w:rPr>
@@ -2628,7 +2638,7 @@
                 <w:between w:space="0" w:sz="0" w:val="nil"/>
               </w:pBdr>
               <w:shd w:fill="auto" w:val="clear"/>
-              <w:spacing w:after="0" w:before="0" w:line="240" w:lineRule="auto"/>
+              <w:spacing w:after="20" w:before="0" w:line="240" w:lineRule="auto"/>
               <w:ind w:left="0" w:right="0" w:firstLine="0"/>
               <w:jc w:val="center"/>
               <w:rPr>
@@ -2693,7 +2703,7 @@
                 <w:between w:space="0" w:sz="0" w:val="nil"/>
               </w:pBdr>
               <w:shd w:fill="auto" w:val="clear"/>
-              <w:spacing w:after="0" w:before="0" w:line="240" w:lineRule="auto"/>
+              <w:spacing w:after="20" w:before="0" w:line="240" w:lineRule="auto"/>
               <w:ind w:left="0" w:right="0" w:firstLine="0"/>
               <w:jc w:val="center"/>
               <w:rPr>
@@ -2765,7 +2775,7 @@
                 <w:between w:space="0" w:sz="0" w:val="nil"/>
               </w:pBdr>
               <w:shd w:fill="auto" w:val="clear"/>
-              <w:spacing w:after="0" w:before="0" w:line="240" w:lineRule="auto"/>
+              <w:spacing w:after="20" w:before="0" w:line="240" w:lineRule="auto"/>
               <w:ind w:left="136.0999298095703" w:right="0" w:firstLine="0"/>
               <w:jc w:val="left"/>
               <w:rPr>
@@ -2830,7 +2840,7 @@
                 <w:between w:space="0" w:sz="0" w:val="nil"/>
               </w:pBdr>
               <w:shd w:fill="auto" w:val="clear"/>
-              <w:spacing w:after="0" w:before="0" w:line="240" w:lineRule="auto"/>
+              <w:spacing w:after="20" w:before="0" w:line="240" w:lineRule="auto"/>
               <w:ind w:left="0" w:right="0" w:firstLine="0"/>
               <w:jc w:val="center"/>
               <w:rPr>
@@ -2895,7 +2905,7 @@
                 <w:between w:space="0" w:sz="0" w:val="nil"/>
               </w:pBdr>
               <w:shd w:fill="auto" w:val="clear"/>
-              <w:spacing w:after="0" w:before="0" w:line="240" w:lineRule="auto"/>
+              <w:spacing w:after="20" w:before="0" w:line="240" w:lineRule="auto"/>
               <w:ind w:left="0" w:right="0" w:firstLine="0"/>
               <w:jc w:val="center"/>
               <w:rPr>
@@ -4138,6 +4148,11 @@
           <w:rtl w:val="0"/>
         </w:rPr>
         <w:t xml:space="preserve">ambos medidores quedaron en el mismo ciclo de lectura en terreno.</w:t>
+      </w:r>
+    </w:p>
+    <w:p>
+      <w:r>
+        <w:br w:type="page"/>
       </w:r>
     </w:p>
     <w:tbl>
@@ -4200,7 +4215,7 @@
                 <w:between w:space="0" w:sz="0" w:val="nil"/>
               </w:pBdr>
               <w:shd w:fill="auto" w:val="clear"/>
-              <w:spacing w:after="0" w:before="0" w:line="240" w:lineRule="auto"/>
+              <w:spacing w:after="20" w:before="0" w:line="240" w:lineRule="auto"/>
               <w:ind w:left="0" w:right="0" w:firstLine="0"/>
               <w:jc w:val="center"/>
               <w:rPr>
@@ -4265,7 +4280,7 @@
                 <w:between w:space="0" w:sz="0" w:val="nil"/>
               </w:pBdr>
               <w:shd w:fill="auto" w:val="clear"/>
-              <w:spacing w:after="0" w:before="0" w:line="240" w:lineRule="auto"/>
+              <w:spacing w:after="20" w:before="0" w:line="240" w:lineRule="auto"/>
               <w:ind w:left="0" w:right="0" w:firstLine="0"/>
               <w:jc w:val="center"/>
               <w:rPr>
@@ -4330,7 +4345,7 @@
                 <w:between w:space="0" w:sz="0" w:val="nil"/>
               </w:pBdr>
               <w:shd w:fill="auto" w:val="clear"/>
-              <w:spacing w:after="0" w:before="0" w:line="240" w:lineRule="auto"/>
+              <w:spacing w:after="20" w:before="0" w:line="240" w:lineRule="auto"/>
               <w:ind w:left="0" w:right="0" w:firstLine="0"/>
               <w:jc w:val="center"/>
               <w:rPr>
@@ -4402,7 +4417,7 @@
                 <w:between w:space="0" w:sz="0" w:val="nil"/>
               </w:pBdr>
               <w:shd w:fill="auto" w:val="clear"/>
-              <w:spacing w:after="0" w:before="0" w:line="240" w:lineRule="auto"/>
+              <w:spacing w:after="20" w:before="0" w:line="240" w:lineRule="auto"/>
               <w:ind w:left="137.42996215820312" w:right="0" w:firstLine="0"/>
               <w:jc w:val="left"/>
               <w:rPr>
@@ -4467,7 +4482,7 @@
                 <w:between w:space="0" w:sz="0" w:val="nil"/>
               </w:pBdr>
               <w:shd w:fill="auto" w:val="clear"/>
-              <w:spacing w:after="0" w:before="0" w:line="240" w:lineRule="auto"/>
+              <w:spacing w:after="20" w:before="0" w:line="240" w:lineRule="auto"/>
               <w:ind w:left="0" w:right="0" w:firstLine="0"/>
               <w:jc w:val="center"/>
               <w:rPr>
@@ -4532,7 +4547,7 @@
                 <w:between w:space="0" w:sz="0" w:val="nil"/>
               </w:pBdr>
               <w:shd w:fill="auto" w:val="clear"/>
-              <w:spacing w:after="0" w:before="0" w:line="240" w:lineRule="auto"/>
+              <w:spacing w:after="20" w:before="0" w:line="240" w:lineRule="auto"/>
               <w:ind w:left="0" w:right="0" w:firstLine="0"/>
               <w:jc w:val="center"/>
               <w:rPr>
@@ -4604,7 +4619,7 @@
                 <w:between w:space="0" w:sz="0" w:val="nil"/>
               </w:pBdr>
               <w:shd w:fill="auto" w:val="clear"/>
-              <w:spacing w:after="0" w:before="0" w:line="240" w:lineRule="auto"/>
+              <w:spacing w:after="20" w:before="0" w:line="240" w:lineRule="auto"/>
               <w:ind w:left="137.42996215820312" w:right="0" w:firstLine="0"/>
               <w:jc w:val="left"/>
               <w:rPr>
@@ -4669,7 +4684,7 @@
                 <w:between w:space="0" w:sz="0" w:val="nil"/>
               </w:pBdr>
               <w:shd w:fill="auto" w:val="clear"/>
-              <w:spacing w:after="0" w:before="0" w:line="240" w:lineRule="auto"/>
+              <w:spacing w:after="20" w:before="0" w:line="240" w:lineRule="auto"/>
               <w:ind w:left="0" w:right="0" w:firstLine="0"/>
               <w:jc w:val="center"/>
               <w:rPr>
@@ -4753,7 +4768,7 @@
                 <w:between w:space="0" w:sz="0" w:val="nil"/>
               </w:pBdr>
               <w:shd w:fill="auto" w:val="clear"/>
-              <w:spacing w:after="0" w:before="0" w:line="240" w:lineRule="auto"/>
+              <w:spacing w:after="20" w:before="0" w:line="240" w:lineRule="auto"/>
               <w:ind w:left="0" w:right="0" w:firstLine="0"/>
               <w:jc w:val="center"/>
               <w:rPr>
@@ -4825,7 +4840,7 @@
                 <w:between w:space="0" w:sz="0" w:val="nil"/>
               </w:pBdr>
               <w:shd w:fill="auto" w:val="clear"/>
-              <w:spacing w:after="0" w:before="0" w:line="240" w:lineRule="auto"/>
+              <w:spacing w:after="20" w:before="0" w:line="240" w:lineRule="auto"/>
               <w:ind w:left="130.58990478515625" w:right="0" w:firstLine="0"/>
               <w:jc w:val="left"/>
               <w:rPr>
@@ -4890,7 +4905,7 @@
                 <w:between w:space="0" w:sz="0" w:val="nil"/>
               </w:pBdr>
               <w:shd w:fill="auto" w:val="clear"/>
-              <w:spacing w:after="0" w:before="0" w:line="240" w:lineRule="auto"/>
+              <w:spacing w:after="20" w:before="0" w:line="240" w:lineRule="auto"/>
               <w:ind w:left="0" w:right="0" w:firstLine="0"/>
               <w:jc w:val="center"/>
               <w:rPr>
@@ -4955,7 +4970,7 @@
                 <w:between w:space="0" w:sz="0" w:val="nil"/>
               </w:pBdr>
               <w:shd w:fill="auto" w:val="clear"/>
-              <w:spacing w:after="0" w:before="0" w:line="240" w:lineRule="auto"/>
+              <w:spacing w:after="20" w:before="0" w:line="240" w:lineRule="auto"/>
               <w:ind w:left="0" w:right="0" w:firstLine="0"/>
               <w:jc w:val="center"/>
               <w:rPr>
@@ -5027,7 +5042,7 @@
                 <w:between w:space="0" w:sz="0" w:val="nil"/>
               </w:pBdr>
               <w:shd w:fill="auto" w:val="clear"/>
-              <w:spacing w:after="0" w:before="0" w:line="240" w:lineRule="auto"/>
+              <w:spacing w:after="20" w:before="0" w:line="240" w:lineRule="auto"/>
               <w:ind w:left="137.42996215820312" w:right="0" w:firstLine="0"/>
               <w:jc w:val="left"/>
               <w:rPr>
@@ -5092,7 +5107,7 @@
                 <w:between w:space="0" w:sz="0" w:val="nil"/>
               </w:pBdr>
               <w:shd w:fill="auto" w:val="clear"/>
-              <w:spacing w:after="0" w:before="0" w:line="240" w:lineRule="auto"/>
+              <w:spacing w:after="20" w:before="0" w:line="240" w:lineRule="auto"/>
               <w:ind w:left="0" w:right="0" w:firstLine="0"/>
               <w:jc w:val="center"/>
               <w:rPr>
@@ -5176,7 +5191,7 @@
                 <w:between w:space="0" w:sz="0" w:val="nil"/>
               </w:pBdr>
               <w:shd w:fill="auto" w:val="clear"/>
-              <w:spacing w:after="0" w:before="0" w:line="240" w:lineRule="auto"/>
+              <w:spacing w:after="20" w:before="0" w:line="240" w:lineRule="auto"/>
               <w:ind w:left="0" w:right="0" w:firstLine="0"/>
               <w:jc w:val="center"/>
               <w:rPr>
@@ -5718,7 +5733,7 @@
             <w:r>
               <w:drawing>
                 <wp:inline>
-                  <wp:extent cx="2743200" cy="1738058"/>
+                  <wp:extent cx="2743200" cy="3107094"/>
                   <wp:docPr id="8" name="Picture 8"/>
                   <wp:cNvGraphicFramePr>
                     <a:graphicFrameLocks noChangeAspect="1"/>
@@ -5739,7 +5754,7 @@
                         <pic:spPr>
                           <a:xfrm>
                             <a:off x="0" y="0"/>
-                            <a:ext cx="2743200" cy="1738058"/>
+                            <a:ext cx="2743200" cy="3107094"/>
                           </a:xfrm>
                           <a:prstGeom prst="rect"/>
                         </pic:spPr>
@@ -6397,7 +6412,7 @@
           <w:color w:val="646E78"/>
           <w:sz w:val="18"/>
         </w:rPr>
-        <w:t>WES · Informe final · Fundo Zapallar · 28-09-2026 19:22</w:t>
+        <w:t>WES · Informe final · Fundo Zapallar · 28-09-2026 19:39</w:t>
       </w:r>
     </w:p>
     <w:sectPr>
